--- a/_site/ciberseguridad-ethical-hacking-ceh/2024-09-03-ejecutando-payload/index.docx
+++ b/_site/ciberseguridad-ethical-hacking-ceh/2024-09-03-ejecutando-payload/index.docx
@@ -50,7 +50,7 @@
         <w:pStyle w:val="Heading1"/>
       </w:pPr>
       <w:r>
-        <w:t xml:space="preserve">Guía de Git Cómo trabajar en equipo en proyectos: Aprende a usar Git para controlar versiones, colaborar con otros desarrolladores y mantener tu código organizado.</w:t>
+        <w:t xml:space="preserve">Ejecutando payloads en ethical hacking</w:t>
       </w:r>
     </w:p>
     <w:p>
@@ -199,7 +199,15 @@
     </w:p>
     <w:p>
       <w:pPr>
-        <w:pStyle w:val="FirstParagraph"/>
+        <w:pStyle w:val="AbstractFirstParagraph"/>
+      </w:pPr>
+      <w:r>
+        <w:t xml:space="preserve">Este abstract será actualizado una vez que se complete el contenido final del artículo.</w:t>
+      </w:r>
+    </w:p>
+    <w:p>
+      <w:pPr>
+        <w:pStyle w:val="BodyText"/>
       </w:pPr>
       <w:r>
         <w:rPr>
@@ -224,7 +232,7 @@
         <w:pStyle w:val="Heading1"/>
       </w:pPr>
       <w:r>
-        <w:t xml:space="preserve">Guía de Git Cómo trabajar en equipo en proyectos: Aprende a usar Git para controlar versiones, colaborar con otros desarrolladores y mantener tu código organizado.</w:t>
+        <w:t xml:space="preserve">Ejecutando payloads en ethical hacking</w:t>
       </w:r>
     </w:p>
     <w:bookmarkEnd w:id="26"/>

--- a/_site/ciberseguridad-ethical-hacking-ceh/2024-09-03-ejecutando-payload/index.docx
+++ b/_site/ciberseguridad-ethical-hacking-ceh/2024-09-03-ejecutando-payload/index.docx
@@ -44,7 +44,7 @@
         <w:t xml:space="preserve"> </w:t>
       </w:r>
     </w:p>
-    <w:bookmarkStart w:id="20" w:name="title"/>
+    <w:bookmarkStart w:id="22" w:name="title"/>
     <w:p>
       <w:pPr>
         <w:pStyle w:val="Heading1"/>
@@ -93,8 +93,8 @@
         <w:t xml:space="preserve"> </w:t>
       </w:r>
     </w:p>
-    <w:bookmarkEnd w:id="20"/>
-    <w:bookmarkStart w:id="24" w:name="author-note"/>
+    <w:bookmarkEnd w:id="22"/>
+    <w:bookmarkStart w:id="26" w:name="author-note"/>
     <w:p>
       <w:pPr>
         <w:pStyle w:val="Heading1"/>
@@ -113,15 +113,15 @@
       <w:r>
         <w:t xml:space="preserve"> </w:t>
       </w:r>
-      <w:bookmarkStart w:id="21" w:name="orchid"/>
+      <w:bookmarkStart w:id="23" w:name="orchid"/>
       <w:r>
         <w:t xml:space="preserve">Orcid ID Logo: A green circle with white letters ID</w:t>
       </w:r>
-      <w:bookmarkEnd w:id="21"/>
+      <w:bookmarkEnd w:id="23"/>
       <w:r>
         <w:t xml:space="preserve"> </w:t>
       </w:r>
-      <w:hyperlink r:id="rId22">
+      <w:hyperlink r:id="rId24">
         <w:r>
           <w:rPr>
             <w:rStyle w:val="Hyperlink"/>
@@ -160,7 +160,7 @@
         <w:t xml:space="preserve">: </w:t>
       </w:r>
       <w:r>
-        <w:t xml:space="preserve">conceptualización y redacción</w:t>
+        <w:t xml:space="preserve">conceptualización, metodología, análisis formal, investigación, recursos, curación de datos, redacción, visualización, supervisión, y administración del proyecto</w:t>
       </w:r>
     </w:p>
     <w:p>
@@ -168,12 +168,12 @@
         <w:pStyle w:val="BodyText"/>
       </w:pPr>
       <w:r>
-        <w:t xml:space="preserve">La correspondencia relativa a este artículo debe dirigirse a Edison Achalma, Escuela Profesional de Economía, Universidad Nacional de San Cristóbal de Huamanga, Ayacucho, AYA, Perú, Email:</w:t>
+        <w:t xml:space="preserve">La correspondencia relativa a este artículo debe dirigirse a Edison Achalma, Escuela Profesional de Economía, Universidad Nacional de San Cristóbal de Huamanga, Portal Independencia N° 57, Ayacucho, AYA 5001, Perú, Email:</w:t>
       </w:r>
       <w:r>
         <w:t xml:space="preserve"> </w:t>
       </w:r>
-      <w:hyperlink r:id="rId23">
+      <w:hyperlink r:id="rId25">
         <w:r>
           <w:rPr>
             <w:rStyle w:val="Hyperlink"/>
@@ -187,8 +187,8 @@
         <w:br w:type="page"/>
       </w:r>
     </w:p>
-    <w:bookmarkEnd w:id="24"/>
-    <w:bookmarkStart w:id="25" w:name="abstract"/>
+    <w:bookmarkEnd w:id="26"/>
+    <w:bookmarkStart w:id="27" w:name="abstract"/>
     <w:p>
       <w:pPr>
         <w:pStyle w:val="Heading1"/>
@@ -225,8 +225,8 @@
         <w:br w:type="page"/>
       </w:r>
     </w:p>
-    <w:bookmarkEnd w:id="25"/>
-    <w:bookmarkStart w:id="26" w:name="firstheader"/>
+    <w:bookmarkEnd w:id="27"/>
+    <w:bookmarkStart w:id="28" w:name="firstheader"/>
     <w:p>
       <w:pPr>
         <w:pStyle w:val="Heading1"/>
@@ -235,8 +235,8 @@
         <w:t xml:space="preserve">Ejecutando payloads en ethical hacking</w:t>
       </w:r>
     </w:p>
-    <w:bookmarkEnd w:id="26"/>
-    <w:bookmarkStart w:id="27" w:name="X8d878804e5c05be6cd15589bc249895e0604141"/>
+    <w:bookmarkEnd w:id="28"/>
+    <w:bookmarkStart w:id="29" w:name="X8d878804e5c05be6cd15589bc249895e0604141"/>
     <w:p>
       <w:pPr>
         <w:pStyle w:val="Heading1"/>
@@ -253,8 +253,8 @@
         <w:t xml:space="preserve">Hola a todos! Hoy vamos a sumergirnos en el fascinante mundo de la seguridad informática y la creación de un payload malicioso usando Metasploit. Si bien esta guía es con fines educativos, es crucial recordar que utilizar estas herramientas para actividades maliciosas es ilegal y antiético. ¡Usémoslas para aprender y proteger!</w:t>
       </w:r>
     </w:p>
-    <w:bookmarkEnd w:id="27"/>
-    <w:bookmarkStart w:id="28" w:name="X6fd5f2de1a29374c6c843eecf273683e6ec1496"/>
+    <w:bookmarkEnd w:id="29"/>
+    <w:bookmarkStart w:id="30" w:name="X6fd5f2de1a29374c6c843eecf273683e6ec1496"/>
     <w:p>
       <w:pPr>
         <w:pStyle w:val="Heading1"/>
@@ -317,8 +317,8 @@
         <w:t xml:space="preserve">.</w:t>
       </w:r>
     </w:p>
-    <w:bookmarkEnd w:id="28"/>
-    <w:bookmarkStart w:id="29" w:name="paso-2-crear-el-payload-con-msfvenom"/>
+    <w:bookmarkEnd w:id="30"/>
+    <w:bookmarkStart w:id="31" w:name="paso-2-crear-el-payload-con-msfvenom"/>
     <w:p>
       <w:pPr>
         <w:pStyle w:val="Heading1"/>
@@ -540,8 +540,8 @@
         <w:t xml:space="preserve">: Especificamos la arquitectura del payload (64 bits).</w:t>
       </w:r>
     </w:p>
-    <w:bookmarkEnd w:id="29"/>
-    <w:bookmarkStart w:id="30" w:name="Xf24951cc03a16e8693cb853fa7ba601c8f91e7c"/>
+    <w:bookmarkEnd w:id="31"/>
+    <w:bookmarkStart w:id="32" w:name="Xf24951cc03a16e8693cb853fa7ba601c8f91e7c"/>
     <w:p>
       <w:pPr>
         <w:pStyle w:val="Heading1"/>
@@ -604,8 +604,8 @@
         <w:t xml:space="preserve">es para iniciar Metasploit en modo silencioso.</w:t>
       </w:r>
     </w:p>
-    <w:bookmarkEnd w:id="30"/>
-    <w:bookmarkStart w:id="31" w:name="paso-4-configurar-el-exploit-handler"/>
+    <w:bookmarkEnd w:id="32"/>
+    <w:bookmarkStart w:id="33" w:name="paso-4-configurar-el-exploit-handler"/>
     <w:p>
       <w:pPr>
         <w:pStyle w:val="Heading1"/>
@@ -875,8 +875,8 @@
         <w:t xml:space="preserve">Esto muestra todas las opciones configuradas para asegurar que todo esté correcto.</w:t>
       </w:r>
     </w:p>
-    <w:bookmarkEnd w:id="31"/>
-    <w:bookmarkStart w:id="32" w:name="paso-5-ejecutar-el-handler"/>
+    <w:bookmarkEnd w:id="33"/>
+    <w:bookmarkStart w:id="34" w:name="paso-5-ejecutar-el-handler"/>
     <w:p>
       <w:pPr>
         <w:pStyle w:val="Heading1"/>
@@ -945,8 +945,8 @@
         <w:t xml:space="preserve">en su máquina. Cuando esto suceda, obtendrás una sesión de Meterpreter y podrás interactuar con la máquina comprometida.</w:t>
       </w:r>
     </w:p>
-    <w:bookmarkEnd w:id="32"/>
-    <w:bookmarkStart w:id="33" w:name="conclusión"/>
+    <w:bookmarkEnd w:id="34"/>
+    <w:bookmarkStart w:id="35" w:name="conclusión"/>
     <w:p>
       <w:pPr>
         <w:pStyle w:val="Heading1"/>
@@ -971,8 +971,8 @@
         <w:t xml:space="preserve">Espero que hayas encontrado esta guía informativa y útil. ¡Hasta la próxima!</w:t>
       </w:r>
     </w:p>
-    <w:bookmarkEnd w:id="33"/>
-    <w:bookmarkStart w:id="36" w:name="publicaciones-similares"/>
+    <w:bookmarkEnd w:id="35"/>
+    <w:bookmarkStart w:id="38" w:name="publicaciones-similares"/>
     <w:p>
       <w:pPr>
         <w:pStyle w:val="Heading1"/>
@@ -997,11 +997,11 @@
           <w:numId w:val="1003"/>
         </w:numPr>
       </w:pPr>
-      <w:hyperlink r:id="rId34"/>
+      <w:hyperlink r:id="rId36"/>
       <w:r>
         <w:t xml:space="preserve"> </w:t>
       </w:r>
-      <w:hyperlink r:id="rId35">
+      <w:hyperlink r:id="rId37">
         <w:r>
           <w:rPr>
             <w:rStyle w:val="Hyperlink"/>
@@ -1018,14 +1018,14 @@
         <w:t xml:space="preserve">Esperamos que encuentres estas publicaciones igualmente interesantes y útiles. ¡Disfruta de la lectura!</w:t>
       </w:r>
     </w:p>
-    <w:bookmarkEnd w:id="36"/>
+    <w:bookmarkEnd w:id="38"/>
     <w:sectPr>
-      <w:headerReference r:id="rId9" w:type="even"/>
-      <w:headerReference r:id="rId11" w:type="default"/>
-      <w:footerReference r:id="rId14" w:type="even"/>
-      <w:footerReference r:id="rId13" w:type="default"/>
-      <w:headerReference r:id="rId10" w:type="first"/>
-      <w:footerReference r:id="rId12" w:type="first"/>
+      <w:headerReference r:id="rId8" w:type="even"/>
+      <w:headerReference r:id="rId9" w:type="default"/>
+      <w:footerReference r:id="rId10" w:type="even"/>
+      <w:footerReference r:id="rId11" w:type="default"/>
+      <w:headerReference r:id="rId12" w:type="first"/>
+      <w:footerReference r:id="rId13" w:type="first"/>
       <w:pgSz w:h="15840" w:w="12240"/>
       <w:pgMar w:bottom="1440" w:footer="720" w:gutter="0" w:header="720" w:left="1440" w:right="1440" w:top="1440"/>
       <w:cols w:space="720"/>
